--- a/policies/build/sop_record_masters/HRM/Records/HRM.4_Record_02_appraisal_criteria_schedule.docx
+++ b/policies/build/sop_record_masters/HRM/Records/HRM.4_Record_02_appraisal_criteria_schedule.docx
@@ -76,7 +76,19 @@
         <w:pStyle w:val="ListParagraph"/>
       </w:pPr>
       <w:r>
-        <w:t>NABH — Standards for Small Healthcare Organisations, 3rd Edition, HRM.4 — named source, no working link could be verified from here; check directly.</w:t>
+        <w:t xml:space="preserve">National Accreditation Board for Hospitals and Healthcare Providers. (2022). Standards for Small Healthcare Organisations (3rd ed.). </w:t>
+      </w:r>
+      <w:hyperlink r:id="rId9">
+        <w:r>
+          <w:rPr>
+            <w:color w:val="0563C1"/>
+            <w:u w:val="single"/>
+          </w:rPr>
+          <w:t>NABH SHCO Accreditation Programme page</w:t>
+        </w:r>
+      </w:hyperlink>
+      <w:r>
+        <w:t>. Human Resource Management chapter, standard HRM.4.</w:t>
       </w:r>
     </w:p>
     <w:tbl>

--- a/policies/build/sop_record_masters/HRM/Records/HRM.4_Record_02_appraisal_criteria_schedule.docx
+++ b/policies/build/sop_record_masters/HRM/Records/HRM.4_Record_02_appraisal_criteria_schedule.docx
@@ -74,6 +74,7 @@
     <w:p>
       <w:pPr>
         <w:pStyle w:val="ListParagraph"/>
+        <w:spacing w:after="200" w:before="40"/>
       </w:pPr>
       <w:r>
         <w:t xml:space="preserve">National Accreditation Board for Hospitals and Healthcare Providers. (2022). Standards for Small Healthcare Organisations (3rd ed.). </w:t>

--- a/policies/build/sop_record_masters/HRM/Records/HRM.4_Record_02_appraisal_criteria_schedule.docx
+++ b/policies/build/sop_record_masters/HRM/Records/HRM.4_Record_02_appraisal_criteria_schedule.docx
@@ -74,10 +74,11 @@
     <w:p>
       <w:pPr>
         <w:pStyle w:val="ListParagraph"/>
-        <w:spacing w:after="200" w:before="40"/>
+        <w:spacing w:after="240" w:before="80"/>
+        <w:contextualSpacing w:val="0"/>
       </w:pPr>
       <w:r>
-        <w:t xml:space="preserve">National Accreditation Board for Hospitals and Healthcare Providers. (2022). Standards for Small Healthcare Organisations (3rd ed.). </w:t>
+        <w:t xml:space="preserve">• National Accreditation Board for Hospitals and Healthcare Providers. (2022). Standards for Small Healthcare Organisations (3rd ed.). </w:t>
       </w:r>
       <w:hyperlink r:id="rId9">
         <w:r>
